--- a/Working Folder/Section 6 Grouping Functions (Exercises and Solutions In the Lectures)/Esentials.docx
+++ b/Working Folder/Section 6 Grouping Functions (Exercises and Solutions In the Lectures)/Esentials.docx
@@ -314,6 +314,9 @@
     <w:p/>
     <w:p>
       <w:r>
+        <w:rPr>
+          <w:noProof/>
+        </w:rPr>
         <w:drawing>
           <wp:inline distT="0" distB="0" distL="0" distR="0" wp14:anchorId="6EB32ED3" wp14:editId="29106371">
             <wp:extent cx="5943600" cy="1106805"/>
@@ -351,11 +354,15 @@
         </w:drawing>
       </w:r>
     </w:p>
-    <w:p>
+    <w:p/>
+    <w:p>
+      <w:r>
+        <w:lastRenderedPageBreak/>
+        <w:t xml:space="preserve"> </w:t>
+      </w:r>
       <w:bookmarkStart w:id="0" w:name="_GoBack"/>
       <w:bookmarkEnd w:id="0"/>
     </w:p>
-    <w:p/>
     <w:sectPr>
       <w:pgSz w:w="12240" w:h="15840"/>
       <w:pgMar w:top="1440" w:right="1440" w:bottom="1440" w:left="1440" w:header="720" w:footer="720" w:gutter="0"/>
